--- a/최종교재/14장_지도_다루기.docx
+++ b/최종교재/14장_지도_다루기.docx
@@ -396,7 +396,24 @@
           <w:i w:val="0"/>
           <w:color w:val="000000"/>
         </w:rPr>
-        <w:t xml:space="preserve">(현재 중심 좌표 반환)과 같은 기능이 포함되어 있습니다. 이처럼 객체에 속한 기능을 메서드[^1]라고 부릅니다. </w:t>
+        <w:t>(현재 중심 좌표 반환)과 같은 기능이 포함되어 있습니다. 이처럼 객체에 속한 기능을 메서드</w:t>
+      </w:r>
+      <w:r>
+        <w:rPr>
+          <w:b w:val="0"/>
+          <w:i w:val="0"/>
+          <w:color w:val="000000"/>
+          <w:vertAlign w:val="superscript"/>
+        </w:rPr>
+        <w:t>1</w:t>
+      </w:r>
+      <w:r>
+        <w:rPr>
+          <w:b w:val="0"/>
+          <w:i w:val="0"/>
+          <w:color w:val="000000"/>
+        </w:rPr>
+        <w:t xml:space="preserve">라고 부릅니다. </w:t>
       </w:r>
       <w:r>
         <w:rPr>
@@ -2172,7 +2189,24 @@
           <w:i w:val="0"/>
           <w:color w:val="000000"/>
         </w:rPr>
-        <w:t>사용자가 지도의 특정 지점을 클릭하면, 지도에서는 클릭 이벤트가 발생하였다는 사실과 해당 지점의 좌표 정보를 포함한 이벤트 신호를 전달합니다. 또한 사용자가 마우스 드래그로 지도를 이동시킨 후 마우스 버튼을 놓으면, 지도 이동이 완료되었다는 이벤트 신호를 전달합니다. 이처럼 지도에서 발생하는 각종 상황을 알리는 신호를 이벤트[^2]라고 부릅니다. 하지만 이벤트 신호가 전달되어도 해당 신호를 수신하여 처리할 코드가 미리 준비되어 있지 않다면, 아무런 동작도 수행되지 않습니다. 따라서 이벤트 신호가 발생하였을 때 호출될 함수를 미리 등록하여 두는데, 이렇게 등록하는 함수를 이벤트 리스너라고 부릅니다. 즉, click 이벤트 신호가 전달되면 지정한 함수를 실행하도록 미리 약속하여 설정하여 두는 것입니다.</w:t>
+        <w:t>사용자가 지도의 특정 지점을 클릭하면, 지도에서는 클릭 이벤트가 발생하였다는 사실과 해당 지점의 좌표 정보를 포함한 이벤트 신호를 전달합니다. 또한 사용자가 마우스 드래그로 지도를 이동시킨 후 마우스 버튼을 놓으면, 지도 이동이 완료되었다는 이벤트 신호를 전달합니다. 이처럼 지도에서 발생하는 각종 상황을 알리는 신호를 이벤트</w:t>
+      </w:r>
+      <w:r>
+        <w:rPr>
+          <w:b w:val="0"/>
+          <w:i w:val="0"/>
+          <w:color w:val="000000"/>
+          <w:vertAlign w:val="superscript"/>
+        </w:rPr>
+        <w:t>2</w:t>
+      </w:r>
+      <w:r>
+        <w:rPr>
+          <w:b w:val="0"/>
+          <w:i w:val="0"/>
+          <w:color w:val="000000"/>
+        </w:rPr>
+        <w:t>라고 부릅니다. 하지만 이벤트 신호가 전달되어도 해당 신호를 수신하여 처리할 코드가 미리 준비되어 있지 않다면, 아무런 동작도 수행되지 않습니다. 따라서 이벤트 신호가 발생하였을 때 호출될 함수를 미리 등록하여 두는데, 이렇게 등록하는 함수를 이벤트 리스너라고 부릅니다. 즉, click 이벤트 신호가 전달되면 지정한 함수를 실행하도록 미리 약속하여 설정하여 두는 것입니다.</w:t>
       </w:r>
     </w:p>
     <w:p>
@@ -2424,105 +2458,8 @@
         <w:ind w:left="259"/>
       </w:pPr>
       <w:r>
-        <w:t xml:space="preserve">• </w:t>
-      </w:r>
-      <w:r>
-        <w:rPr>
-          <w:rFonts w:ascii="Consolas" w:hAnsi="Consolas"/>
-          <w:b w:val="0"/>
-          <w:i w:val="0"/>
-          <w:strike w:val="0"/>
-          <w:color w:val="000000"/>
-          <w:sz w:val="17"/>
-        </w:rPr>
-        <w:t>e.latLng</w:t>
-      </w:r>
-      <w:r>
-        <w:rPr>
-          <w:b w:val="0"/>
-          <w:i w:val="0"/>
-          <w:strike w:val="0"/>
-          <w:color w:val="000000"/>
-        </w:rPr>
-        <w:t xml:space="preserve"> — 꾸러미 속에서 가장 중요한 내용물, 클릭 지점의 좌표 객체입니다. </w:t>
-      </w:r>
-      <w:r>
-        <w:rPr>
-          <w:b w:val="0"/>
-          <w:i w:val="0"/>
-          <w:strike w:val="0"/>
-          <w:color w:val="000000"/>
-        </w:rPr>
-        <w:t>13장</w:t>
-      </w:r>
-      <w:r>
-        <w:rPr>
-          <w:b w:val="0"/>
-          <w:i w:val="0"/>
-          <w:strike w:val="0"/>
-          <w:color w:val="000000"/>
-        </w:rPr>
-        <w:t xml:space="preserve">에서 만난 </w:t>
-      </w:r>
-      <w:r>
-        <w:rPr>
-          <w:rFonts w:ascii="Consolas" w:hAnsi="Consolas"/>
-          <w:b w:val="0"/>
-          <w:i w:val="0"/>
-          <w:strike w:val="0"/>
-          <w:color w:val="000000"/>
-          <w:sz w:val="17"/>
-        </w:rPr>
-        <w:t>LatLng</w:t>
-      </w:r>
-      <w:r>
-        <w:rPr>
-          <w:b w:val="0"/>
-          <w:i w:val="0"/>
-          <w:strike w:val="0"/>
-          <w:color w:val="000000"/>
-        </w:rPr>
-        <w:t xml:space="preserve">과 같은 종류라서, </w:t>
-      </w:r>
-      <w:r>
-        <w:rPr>
-          <w:rFonts w:ascii="Consolas" w:hAnsi="Consolas"/>
-          <w:b w:val="0"/>
-          <w:i w:val="0"/>
-          <w:strike w:val="0"/>
-          <w:color w:val="000000"/>
-          <w:sz w:val="17"/>
-        </w:rPr>
-        <w:t>getLat()</w:t>
-      </w:r>
-      <w:r>
-        <w:rPr>
-          <w:b w:val="0"/>
-          <w:i w:val="0"/>
-          <w:strike w:val="0"/>
-          <w:color w:val="000000"/>
-        </w:rPr>
-        <w:t xml:space="preserve">으로 위도를, </w:t>
-      </w:r>
-      <w:r>
-        <w:rPr>
-          <w:rFonts w:ascii="Consolas" w:hAnsi="Consolas"/>
-          <w:b w:val="0"/>
-          <w:i w:val="0"/>
-          <w:strike w:val="0"/>
-          <w:color w:val="000000"/>
-          <w:sz w:val="17"/>
-        </w:rPr>
-        <w:t>getLng()</w:t>
-      </w:r>
-      <w:r>
-        <w:rPr>
-          <w:b w:val="0"/>
-          <w:i w:val="0"/>
-          <w:strike w:val="0"/>
-          <w:color w:val="000000"/>
-        </w:rPr>
-        <w:t>으로 경도를 꺼낼 수 있습니다.</w:t>
+        <w:rPr/>
+        <w:t>• e.latLng — 꾸러미 속에서 가장 중요한 내용물, 클릭 지점의 좌표 객체입니다. 17장에서 만난 LatLng과 같은 종류라서, getLat()으로 위도를, getLng()으로 경도를 꺼낼 수 있습니다.</w:t>
       </w:r>
     </w:p>
     <w:p>
@@ -4017,45 +3954,8 @@
         <w:ind w:left="259"/>
       </w:pPr>
       <w:r>
-        <w:t xml:space="preserve">• </w:t>
-      </w:r>
-      <w:r>
-        <w:rPr>
-          <w:rFonts w:ascii="Consolas" w:hAnsi="Consolas"/>
-          <w:b w:val="0"/>
-          <w:i w:val="0"/>
-          <w:strike w:val="0"/>
-          <w:color w:val="000000"/>
-          <w:sz w:val="17"/>
-        </w:rPr>
-        <w:t>지오코딩(geocoding)</w:t>
-      </w:r>
-      <w:r>
-        <w:rPr>
-          <w:b w:val="0"/>
-          <w:i w:val="0"/>
-          <w:strike w:val="0"/>
-          <w:color w:val="000000"/>
-        </w:rPr>
-        <w:t xml:space="preserve"> — "서울시청" 같은 주소·이름을 좌표로 바꾸는 기술. </w:t>
-      </w:r>
-      <w:r>
-        <w:rPr>
-          <w:b w:val="0"/>
-          <w:i w:val="0"/>
-          <w:strike w:val="0"/>
-          <w:color w:val="000000"/>
-        </w:rPr>
-        <w:t>19장</w:t>
-      </w:r>
-      <w:r>
-        <w:rPr>
-          <w:b w:val="0"/>
-          <w:i w:val="0"/>
-          <w:strike w:val="0"/>
-          <w:color w:val="000000"/>
-        </w:rPr>
-        <w:t>의 장소 검색이 이 기술의 사촌입니다.</w:t>
+        <w:rPr/>
+        <w:t>• 지오코딩(geocoding) — "서울시청" 같은 주소·이름을 좌표로 바꾸는 기술. 23장의 장소 검색이 이 기술의 사촌입니다.</w:t>
       </w:r>
     </w:p>
     <w:p>
@@ -4066,37 +3966,9 @@
         <w:rPr>
           <w:b/>
           <w:i w:val="0"/>
-          <w:strike w:val="0"/>
-          <w:color w:val="000000"/>
-        </w:rPr>
-        <w:t>다음 장 예고</w:t>
-      </w:r>
-      <w:r>
-        <w:rPr>
-          <w:b w:val="0"/>
-          <w:i w:val="0"/>
-          <w:strike w:val="0"/>
-          <w:color w:val="000000"/>
-        </w:rPr>
-        <w:t xml:space="preserve"> — 지도를 자유자재로 다룰 수 있게 됐으니, 이제 지도 위에 나의 흔적을 남길 차례입니다. </w:t>
-      </w:r>
-      <w:r>
-        <w:rPr>
-          <w:b w:val="0"/>
-          <w:i w:val="0"/>
-          <w:strike w:val="0"/>
-          <w:color w:val="000000"/>
-        </w:rPr>
-        <w:t>15장</w:t>
-      </w:r>
-      <w:r>
-        <w:rPr>
-          <w:b w:val="0"/>
-          <w:i w:val="0"/>
-          <w:strike w:val="0"/>
-          <w:color w:val="000000"/>
-        </w:rPr>
-        <w:t>에서는 마커를 찍습니다. 첫 마커 하나에서 시작해 마커 여러 개를 반복문으로 찍고, 마지막에는 카테고리별 색과 이모지가 들어간 나만의 예쁜 핀 이미지로 갈아 끼웁니다. 우리 지도가 드디어 "나만의 지도"다워지기 시작합니다.</w:t>
+          <w:color w:val="000000"/>
+        </w:rPr>
+        <w:t>다음 장 예고 — 지도를 자유자재로 다룰 수 있게 됐으니, 이제 지도 위에 나의 흔적을 남길 차례입니다. 19장에서는 마커를 찍습니다. 첫 마커 하나에서 시작해 마커 여러 개를 반복문으로 찍고, 마지막에는 카테고리별 색과 이모지가 들어간 나만의 예쁜 핀 이미지로 갈아 끼웁니다. 우리 지도가 드디어 "나만의 지도"다워지기 시작합니다.</w:t>
       </w:r>
     </w:p>
     <w:p>

--- a/최종교재/14장_지도_다루기.docx
+++ b/최종교재/14장_지도_다루기.docx
@@ -464,10 +464,9 @@
         <w:rPr>
           <w:b w:val="0"/>
           <w:i w:val="0"/>
-          <w:strike w:val="0"/>
-          <w:color w:val="000000"/>
-        </w:rPr>
-        <w:t>main.js에서 만든 지도 객체를 브라우저 개발자도구 콘솔에서도 만질 수 있게 window에 노출해줘. 실험용이라는 주석도 달아줘.</w:t>
+          <w:color w:val="000000"/>
+        </w:rPr>
+        <w:t>main.js 파일에서 생성한 지도 객체를 브라우저 개발자 도구의 콘솔에서 직접 접근하고 조작할 수 있도록 window 객체에 연결하여 주십시오. 실험용으로 사용할 객체임을 명시하는 주석도 함께 작성하여 주십시오.</w:t>
       </w:r>
     </w:p>
     <w:p>
@@ -1087,7 +1086,7 @@
           <w:i w:val="0"/>
           <w:color w:val="000000"/>
         </w:rPr>
-        <w:t>두 메서드 중 어느 것이 항상 더 우수하다고 할 수는 없습니다. 사용자에게 이동 과정을 보여줄 필요가 있는지 여부에 따라 적절히 선택하여 사용하시면 됩니다.</w:t>
+        <w:t>두 가지 지도 이동 방법 가운데 어느 것이 항상 더 우수하다고 단정할 수는 없습니다. 지도를 이동하는 과정을 사용자에게 보여주어야 하는지의 여부에 따라 상황에 맞게 선택하여 사용하시면 됩니다.</w:t>
       </w:r>
     </w:p>
     <w:p>
@@ -1615,10 +1614,9 @@
         <w:rPr>
           <w:b w:val="0"/>
           <w:i w:val="0"/>
-          <w:strike w:val="0"/>
-          <w:color w:val="000000"/>
-        </w:rPr>
-        <w:t>지도 오른쪽 위에 일반지도/스카이뷰 전환 버튼을, 오른쪽에 확대·축소 버튼을 달아줘. 카카오 SDK가 기본 제공하는 컨트롤을 사용해.</w:t>
+          <w:color w:val="000000"/>
+        </w:rPr>
+        <w:t>지도 화면 오른쪽 상단에 일반지도와 스카이뷰를 서로 전환할 수 있는 버튼을 배치하고, 화면 오른쪽에는 지도 확대 및 축소 버튼을 추가하여 주십시오. 카카오지도 SDK에서 기본으로 제공하는 컨트롤 요소를 사용하여 작성하여 주십시오.</w:t>
       </w:r>
     </w:p>
     <w:p>
@@ -2239,10 +2237,9 @@
         <w:rPr>
           <w:b w:val="0"/>
           <w:i w:val="0"/>
-          <w:strike w:val="0"/>
-          <w:color w:val="000000"/>
-        </w:rPr>
-        <w:t>지도를 클릭하면 클릭한 지점의 위도·경도를 콘솔에 출력해줘. 나중에 이 좌표로 장소를 추가할 거라 좌표를 정확히 얻는 게 목적이야.</w:t>
+          <w:color w:val="000000"/>
+        </w:rPr>
+        <w:t>지도의 특정 지점을 클릭하면, 클릭한 위치의 위도와 경도 값을 브라우저 콘솔에 출력하여 주십시오. 나중에 이 좌표 정보를 활용하여 장소 정보를 추가할 예정이므로, 정확한 좌표 값을 얻는 것을 목표로 작성하여 주십시오.</w:t>
       </w:r>
     </w:p>
     <w:p>
@@ -2525,7 +2522,7 @@
           <w:i w:val="0"/>
           <w:color w:val="000000"/>
         </w:rPr>
-        <w:t>지도를 클릭할 때마다 콘솔 창에 해당 지점의 좌표 값이 한 줄씩 표시되는 것을 확인할 수 있습니다. 서울시청 앞, 한강, 스카이뷰로 전환한 후 남산 등 원하는 위치를 차례로 클릭해 보면서, 지도 위의 모든 지점이 위도와 경도라는 두 개의 숫자 값으로 표현됨을 확인하시기 바랍니다. 참고로 앞서 14.2절에서 사용한 부산 해운대의 좌표 값도 이와 동일한 방법으로 획득할 수 있습니다. 지도의 레벨을 낮추어 부산 해운대 지역을 찾은 후 해당 위치를 클릭하면, 콘솔 창에 해운대의 좌표 값이 표시되는 것을 확인할 수 있습니다.</w:t>
+        <w:t>지도를 클릭할 때마다 콘솔 창에 해당 지점의 위도와 경도 값이 한 줄씩 표시되는 것을 확인할 수 있습니다. 서울시청 앞, 한강, 남산 등 원하는 위치를 차례로 클릭해 보면서, 지도 위의 모든 지점이 위도와 경도라는 두 개의 숫자 값으로 표현됨을 확인하시기 바랍니다. 참고로 앞서 18.2절에서 사용한 부산 해운대의 좌표 값도 동일한 방법으로 얻을 수 있습니다. 지도의 확대 레벨을 조절하여 부산 해운대 지역을 찾은 뒤 해당 위치를 클릭하면, 콘솔 창에 해운대의 좌표 값이 표시되는 것을 확인할 수 있습니다.</w:t>
       </w:r>
     </w:p>
     <w:p>
@@ -2599,25 +2596,7 @@
           <w:i w:val="0"/>
           <w:color w:val="000000"/>
         </w:rPr>
-        <w:t xml:space="preserve">이번에는 또 다른 종류의 이벤트 신호를 수신하여 처리해 보겠습니다. 이번에 사용할 이벤트는 </w:t>
-      </w:r>
-      <w:r>
-        <w:rPr>
-          <w:rFonts w:ascii="Consolas" w:hAnsi="Consolas"/>
-          <w:b w:val="0"/>
-          <w:i w:val="0"/>
-          <w:color w:val="000000"/>
-          <w:sz w:val="17"/>
-        </w:rPr>
-        <w:t>dragend</w:t>
-      </w:r>
-      <w:r>
-        <w:rPr>
-          <w:b w:val="0"/>
-          <w:i w:val="0"/>
-          <w:color w:val="000000"/>
-        </w:rPr>
-        <w:t>이며, 사용자가 마우스 드래그로 지도를 이동시키고 마우스 버튼을 놓은 바로 그 시점에 이벤트 신호가 전달됩니다.</w:t>
+        <w:t>이번에는 또 다른 종류의 이벤트를 처리하는 방법에 대하여 알아보겠습니다. 이번에 사용할 이벤트는 dragend 이벤트로, 사용자가 마우스 드래그 작업으로 지도를 이동시키고 마우스 버튼을 놓는 바로 그 시점에 이벤트가 발생합니다.</w:t>
       </w:r>
     </w:p>
     <w:p>
@@ -2657,61 +2636,7 @@
           <w:i w:val="0"/>
           <w:color w:val="000000"/>
         </w:rPr>
-        <w:t xml:space="preserve">이 이벤트를 처리하는 코드의 전체적인 구조는 앞서 작성한 클릭 이벤트 처리 코드와 거의 동일하며, 단지 이벤트의 이름 </w:t>
-      </w:r>
-      <w:r>
-        <w:rPr>
-          <w:rFonts w:ascii="Consolas" w:hAnsi="Consolas"/>
-          <w:b w:val="0"/>
-          <w:i w:val="0"/>
-          <w:color w:val="000000"/>
-          <w:sz w:val="17"/>
-        </w:rPr>
-        <w:t>'dragend'</w:t>
-      </w:r>
-      <w:r>
-        <w:rPr>
-          <w:b w:val="0"/>
-          <w:i w:val="0"/>
-          <w:color w:val="000000"/>
-        </w:rPr>
-        <w:t xml:space="preserve">과 실행되는 코드의 내용만 달라졌을 뿐입니다. 그리고 이번에 작성한 이벤트 처리 함수에서는 매개변수 부분에 </w:t>
-      </w:r>
-      <w:r>
-        <w:rPr>
-          <w:rFonts w:ascii="Consolas" w:hAnsi="Consolas"/>
-          <w:b w:val="0"/>
-          <w:i w:val="0"/>
-          <w:color w:val="000000"/>
-          <w:sz w:val="17"/>
-        </w:rPr>
-        <w:t>(e)</w:t>
-      </w:r>
-      <w:r>
-        <w:rPr>
-          <w:b w:val="0"/>
-          <w:i w:val="0"/>
-          <w:color w:val="000000"/>
-        </w:rPr>
-        <w:t xml:space="preserve">가 존재하지 않습니다. 이는 지도 드래그 완료 이벤트의 경우, 앞서의 클릭 이벤트와는 달리 이벤트가 발생한 지점의 좌표 정보를 별도로 전달하지 않기 때문입니다. 따라서 함수 내부에서 </w:t>
-      </w:r>
-      <w:r>
-        <w:rPr>
-          <w:rFonts w:ascii="Consolas" w:hAnsi="Consolas"/>
-          <w:b w:val="0"/>
-          <w:i w:val="0"/>
-          <w:color w:val="000000"/>
-          <w:sz w:val="17"/>
-        </w:rPr>
-        <w:t>map.getCenter()</w:t>
-      </w:r>
-      <w:r>
-        <w:rPr>
-          <w:b w:val="0"/>
-          <w:i w:val="0"/>
-          <w:color w:val="000000"/>
-        </w:rPr>
-        <w:t xml:space="preserve"> 메서드를 호출하여 지도의 새로운 중심 좌표 값을 직접 조회하도록 작성한 것입니다. 이처럼 하나의 코드 내에서 메서드와 이벤트를 함께 활용하는 경우가 매우 많습니다. 이제 직접 지도를 마우스로 드래그하여 이동시켜 보면, 마우스 버튼을 놓는 순간 콘솔 창에 변경된 지도의 중심 좌표 값이 표시되는 것을 확인할 수 있습니다.</w:t>
+        <w:t>이 이벤트를 처리하는 코드의 전체적인 구조는 앞서 작성한 클릭 이벤트 처리 코드와 거의 동일하며, 단지 이벤트의 이름이 'dragend'로 다르고 실행되는 코드의 내용만 달라졌을 뿐입니다. 그리고 이번에 작성하는 이벤트 처리 함수에서는 매개변수 부분에 (e)가 포함되지 않습니다. 이는 지도 드래그 완료 이벤트의 경우, 앞서의 클릭 이벤트와는 달리 이벤트가 발생한 지점의 좌표 정보를 별도로 제공하지 않기 때문입니다. 따라서 함수 내부에서 map.getCenter() 메서드를 호출하여 지도의 새로운 중심 좌표 값을 직접 조회하도록 작성한 것입니다. 이처럼 하나의 코드 내에서 여러 메서드와 이벤트를 함께 활용하는 경우가 매우 많습니다. 이제 직접 지도를 마우스로 드래그하여 이동시켜 보면, 마우스 버튼을 놓는 순간 콘솔 창에 변경된 지도의 중심 좌표 값이 표시되는 것을 확인할 수 있습니다.</w:t>
       </w:r>
     </w:p>
     <w:p>
